--- a/production/entregables/Urbannit_Contrato_Administracion_BORRADOR.docx
+++ b/production/entregables/Urbannit_Contrato_Administracion_BORRADOR.docx
@@ -505,7 +505,7 @@
           <w:sz w:val="19"/>
           <w:szCs w:val="19"/>
         </w:rPr>
-        <w:t xml:space="preserve">EL INMUEBLE cuenta con bienes y equipamiento que se entregan en este acto, detallados en el documento individualizado como “ANEXO I — Inventario”, que se adjunta y forma parte integral de este contrato.</w:t>
+        <w:t xml:space="preserve">EL INMUEBLE cuenta con bienes y equipamiento que se entregan en este acto, detallados en el documento individualizado como “ANEXO I — Inventario del Inmueble”, que se adjunta y forma parte integral de este contrato.</w:t>
       </w:r>
     </w:p>
     <w:p>
